--- a/DIseño de interfaces/Actividad 03_04/PUIG_A_A_DC_03_04.docx
+++ b/DIseño de interfaces/Actividad 03_04/PUIG_A_A_DC_03_04.docx
@@ -235,6 +235,264 @@
             </a:graphic>
           </wp:inline>
         </w:drawing>
+      </w:r>
+    </w:p>
+    <w:p>
+      <w:r>
+        <w:t>4 a) b) c) d)</w:t>
+      </w:r>
+    </w:p>
+    <w:p>
+      <w:r>
+        <w:rPr>
+          <w:noProof/>
+          <w:lang w:eastAsia="es-ES"/>
+        </w:rPr>
+        <w:lastRenderedPageBreak/>
+        <w:drawing>
+          <wp:inline distT="0" distB="0" distL="0" distR="0">
+            <wp:extent cx="4714314" cy="4126060"/>
+            <wp:effectExtent l="19050" t="0" r="0" b="0"/>
+            <wp:docPr id="2" name="Imagen 1"/>
+            <wp:cNvGraphicFramePr>
+              <a:graphicFrameLocks xmlns:a="http://schemas.openxmlformats.org/drawingml/2006/main" noChangeAspect="1"/>
+            </wp:cNvGraphicFramePr>
+            <a:graphic xmlns:a="http://schemas.openxmlformats.org/drawingml/2006/main">
+              <a:graphicData uri="http://schemas.openxmlformats.org/drawingml/2006/picture">
+                <pic:pic xmlns:pic="http://schemas.openxmlformats.org/drawingml/2006/picture">
+                  <pic:nvPicPr>
+                    <pic:cNvPr id="0" name="Picture 1"/>
+                    <pic:cNvPicPr>
+                      <a:picLocks noChangeAspect="1" noChangeArrowheads="1"/>
+                    </pic:cNvPicPr>
+                  </pic:nvPicPr>
+                  <pic:blipFill>
+                    <a:blip r:embed="rId9" cstate="print"/>
+                    <a:srcRect/>
+                    <a:stretch>
+                      <a:fillRect/>
+                    </a:stretch>
+                  </pic:blipFill>
+                  <pic:spPr bwMode="auto">
+                    <a:xfrm>
+                      <a:off x="0" y="0"/>
+                      <a:ext cx="4718165" cy="4129431"/>
+                    </a:xfrm>
+                    <a:prstGeom prst="rect">
+                      <a:avLst/>
+                    </a:prstGeom>
+                    <a:noFill/>
+                    <a:ln w="9525">
+                      <a:noFill/>
+                      <a:miter lim="800000"/>
+                      <a:headEnd/>
+                      <a:tailEnd/>
+                    </a:ln>
+                  </pic:spPr>
+                </pic:pic>
+              </a:graphicData>
+            </a:graphic>
+          </wp:inline>
+        </w:drawing>
+      </w:r>
+    </w:p>
+    <w:p>
+      <w:r>
+        <w:t>5 a) b) c)</w:t>
+      </w:r>
+    </w:p>
+    <w:p>
+      <w:r>
+        <w:rPr>
+          <w:noProof/>
+          <w:lang w:eastAsia="es-ES"/>
+        </w:rPr>
+        <w:drawing>
+          <wp:inline distT="0" distB="0" distL="0" distR="0">
+            <wp:extent cx="4714314" cy="4076652"/>
+            <wp:effectExtent l="19050" t="0" r="0" b="0"/>
+            <wp:docPr id="3" name="Imagen 4"/>
+            <wp:cNvGraphicFramePr>
+              <a:graphicFrameLocks xmlns:a="http://schemas.openxmlformats.org/drawingml/2006/main" noChangeAspect="1"/>
+            </wp:cNvGraphicFramePr>
+            <a:graphic xmlns:a="http://schemas.openxmlformats.org/drawingml/2006/main">
+              <a:graphicData uri="http://schemas.openxmlformats.org/drawingml/2006/picture">
+                <pic:pic xmlns:pic="http://schemas.openxmlformats.org/drawingml/2006/picture">
+                  <pic:nvPicPr>
+                    <pic:cNvPr id="0" name="Picture 4"/>
+                    <pic:cNvPicPr>
+                      <a:picLocks noChangeAspect="1" noChangeArrowheads="1"/>
+                    </pic:cNvPicPr>
+                  </pic:nvPicPr>
+                  <pic:blipFill>
+                    <a:blip r:embed="rId10" cstate="print"/>
+                    <a:srcRect/>
+                    <a:stretch>
+                      <a:fillRect/>
+                    </a:stretch>
+                  </pic:blipFill>
+                  <pic:spPr bwMode="auto">
+                    <a:xfrm>
+                      <a:off x="0" y="0"/>
+                      <a:ext cx="4722383" cy="4083630"/>
+                    </a:xfrm>
+                    <a:prstGeom prst="rect">
+                      <a:avLst/>
+                    </a:prstGeom>
+                    <a:noFill/>
+                    <a:ln w="9525">
+                      <a:noFill/>
+                      <a:miter lim="800000"/>
+                      <a:headEnd/>
+                      <a:tailEnd/>
+                    </a:ln>
+                  </pic:spPr>
+                </pic:pic>
+              </a:graphicData>
+            </a:graphic>
+          </wp:inline>
+        </w:drawing>
+      </w:r>
+    </w:p>
+    <w:p>
+      <w:r>
+        <w:lastRenderedPageBreak/>
+        <w:t>6 a) b) c)</w:t>
+      </w:r>
+    </w:p>
+    <w:p>
+      <w:r>
+        <w:rPr>
+          <w:noProof/>
+          <w:lang w:eastAsia="es-ES"/>
+        </w:rPr>
+        <w:drawing>
+          <wp:inline distT="0" distB="0" distL="0" distR="0">
+            <wp:extent cx="5400040" cy="882916"/>
+            <wp:effectExtent l="19050" t="0" r="0" b="0"/>
+            <wp:docPr id="5" name="Imagen 7"/>
+            <wp:cNvGraphicFramePr>
+              <a:graphicFrameLocks xmlns:a="http://schemas.openxmlformats.org/drawingml/2006/main" noChangeAspect="1"/>
+            </wp:cNvGraphicFramePr>
+            <a:graphic xmlns:a="http://schemas.openxmlformats.org/drawingml/2006/main">
+              <a:graphicData uri="http://schemas.openxmlformats.org/drawingml/2006/picture">
+                <pic:pic xmlns:pic="http://schemas.openxmlformats.org/drawingml/2006/picture">
+                  <pic:nvPicPr>
+                    <pic:cNvPr id="0" name="Picture 7"/>
+                    <pic:cNvPicPr>
+                      <a:picLocks noChangeAspect="1" noChangeArrowheads="1"/>
+                    </pic:cNvPicPr>
+                  </pic:nvPicPr>
+                  <pic:blipFill>
+                    <a:blip r:embed="rId11" cstate="print"/>
+                    <a:srcRect/>
+                    <a:stretch>
+                      <a:fillRect/>
+                    </a:stretch>
+                  </pic:blipFill>
+                  <pic:spPr bwMode="auto">
+                    <a:xfrm>
+                      <a:off x="0" y="0"/>
+                      <a:ext cx="5400040" cy="882916"/>
+                    </a:xfrm>
+                    <a:prstGeom prst="rect">
+                      <a:avLst/>
+                    </a:prstGeom>
+                    <a:noFill/>
+                    <a:ln w="9525">
+                      <a:noFill/>
+                      <a:miter lim="800000"/>
+                      <a:headEnd/>
+                      <a:tailEnd/>
+                    </a:ln>
+                  </pic:spPr>
+                </pic:pic>
+              </a:graphicData>
+            </a:graphic>
+          </wp:inline>
+        </w:drawing>
+      </w:r>
+    </w:p>
+    <w:p>
+      <w:pPr>
+        <w:rPr>
+          <w:u w:val="single"/>
+        </w:rPr>
+      </w:pPr>
+      <w:r>
+        <w:t xml:space="preserve">El archivo más </w:t>
+      </w:r>
+      <w:proofErr w:type="spellStart"/>
+      <w:r>
+        <w:t>pesdo</w:t>
+      </w:r>
+      <w:proofErr w:type="spellEnd"/>
+      <w:r>
+        <w:t xml:space="preserve"> es el formato de </w:t>
+      </w:r>
+      <w:proofErr w:type="spellStart"/>
+      <w:r>
+        <w:t>gimp</w:t>
+      </w:r>
+      <w:proofErr w:type="spellEnd"/>
+      <w:r>
+        <w:t>, el .</w:t>
+      </w:r>
+      <w:proofErr w:type="spellStart"/>
+      <w:r>
+        <w:t>xcf</w:t>
+      </w:r>
+      <w:proofErr w:type="spellEnd"/>
+      <w:r>
+        <w:t xml:space="preserve">, </w:t>
+      </w:r>
+      <w:proofErr w:type="spellStart"/>
+      <w:r>
+        <w:t>auqnue</w:t>
+      </w:r>
+      <w:proofErr w:type="spellEnd"/>
+      <w:r>
+        <w:t xml:space="preserve"> ese no sirve como archivo de imagen sino que es el del proyecto, así que en éste análisis no lo voy a valorar, luego los demás archivo por orden de más pesado a menos pesado son el .</w:t>
+      </w:r>
+      <w:proofErr w:type="spellStart"/>
+      <w:r>
+        <w:t>png</w:t>
+      </w:r>
+      <w:proofErr w:type="spellEnd"/>
+      <w:r>
+        <w:t>, el .</w:t>
+      </w:r>
+      <w:proofErr w:type="spellStart"/>
+      <w:r>
+        <w:t>jpg</w:t>
+      </w:r>
+      <w:proofErr w:type="spellEnd"/>
+      <w:r>
+        <w:t xml:space="preserve"> y el .</w:t>
+      </w:r>
+      <w:proofErr w:type="spellStart"/>
+      <w:r>
+        <w:t>webp</w:t>
+      </w:r>
+      <w:proofErr w:type="spellEnd"/>
+      <w:r>
+        <w:t>, con lo que si requerimos de que las imágenes ocupen lo menos posible para una carga rápida de la página deberemos utilizar .</w:t>
+      </w:r>
+      <w:proofErr w:type="spellStart"/>
+      <w:r>
+        <w:t>webp</w:t>
+      </w:r>
+      <w:proofErr w:type="spellEnd"/>
+      <w:r>
+        <w:t>, pero el término medio sería el .</w:t>
+      </w:r>
+      <w:proofErr w:type="spellStart"/>
+      <w:r>
+        <w:t>jpg</w:t>
+      </w:r>
+      <w:proofErr w:type="spellEnd"/>
+      <w:r>
+        <w:t>, el más indicado para páginas web</w:t>
       </w:r>
     </w:p>
     <w:sectPr>
